--- a/output/Modelos_logit_filtrado/intensidad_CIVED_1999_interaccion_filtro55.docx
+++ b/output/Modelos_logit_filtrado/intensidad_CIVED_1999_interaccion_filtro55.docx
@@ -684,7 +684,7 @@
                 <w:szCs w:val="22"/>
                 <w:color w:val="000000"/>
               </w:rPr>
-              <w:t xml:space="preserve">1.9</w:t>
+              <w:t xml:space="preserve">2.0</w:t>
             </w:r>
           </w:p>
         </w:tc>
@@ -794,7 +794,7 @@
                 <w:szCs w:val="22"/>
                 <w:color w:val="000000"/>
               </w:rPr>
-              <w:t xml:space="preserve">7.9</w:t>
+              <w:t xml:space="preserve">7.8</w:t>
             </w:r>
           </w:p>
         </w:tc>
